--- a/public/hr_modeles/mise_en_demeure_template.docx
+++ b/public/hr_modeles/mise_en_demeure_template.docx
@@ -5,41 +5,12 @@
     <w:p>
       <w:pPr>
         <w:rPr>
-          <w:sz w:val="32"/>
-          <w:szCs w:val="32"/>
-        </w:rPr>
-      </w:pPr>
-      <w:r>
-        <w:rPr>
           <w:b/>
           <w:bCs/>
           <w:sz w:val="32"/>
           <w:szCs w:val="32"/>
         </w:rPr>
-        <w:t>À Monsieur l’Inspecteur du Travail</w:t>
-      </w:r>
-      <w:r>
-        <w:rPr>
-          <w:sz w:val="32"/>
-          <w:szCs w:val="32"/>
-        </w:rPr>
-        <w:br/>
-        <w:t>Inspection du Travail – Rabat</w:t>
-      </w:r>
-      <w:r>
-        <w:rPr>
-          <w:sz w:val="32"/>
-          <w:szCs w:val="32"/>
-        </w:rPr>
-        <w:br/>
-      </w:r>
-      <w:r>
-        <w:rPr>
-          <w:sz w:val="32"/>
-          <w:szCs w:val="32"/>
-        </w:rPr>
-        <w:br/>
-      </w:r>
+      </w:pPr>
     </w:p>
     <w:p>
       <w:pPr>
@@ -55,8 +26,38 @@
           <w:sz w:val="32"/>
           <w:szCs w:val="32"/>
         </w:rPr>
-        <w:t>Objet : Transmission d’une mesure de mise en demeure relative à une employée</w:t>
-      </w:r>
+        <w:t>À Monsieur l’Inspecteur du Travail</w:t>
+      </w:r>
+      <w:r>
+        <w:rPr>
+          <w:sz w:val="32"/>
+          <w:szCs w:val="32"/>
+        </w:rPr>
+        <w:br/>
+        <w:t>Inspection du Travail – Rabat</w:t>
+      </w:r>
+      <w:r>
+        <w:rPr>
+          <w:sz w:val="32"/>
+          <w:szCs w:val="32"/>
+        </w:rPr>
+        <w:br/>
+      </w:r>
+      <w:r>
+        <w:rPr>
+          <w:sz w:val="32"/>
+          <w:szCs w:val="32"/>
+        </w:rPr>
+        <w:br/>
+      </w:r>
+    </w:p>
+    <w:p>
+      <w:pPr>
+        <w:rPr>
+          <w:sz w:val="32"/>
+          <w:szCs w:val="32"/>
+        </w:rPr>
+      </w:pPr>
       <w:r>
         <w:rPr>
           <w:b/>
@@ -64,7 +65,7 @@
           <w:sz w:val="32"/>
           <w:szCs w:val="32"/>
         </w:rPr>
-        <w:br/>
+        <w:t>Objet : Transmission d’une mesure de mise en demeure relative à une employée</w:t>
       </w:r>
       <w:r>
         <w:rPr>
@@ -75,36 +76,115 @@
         </w:rPr>
         <w:br/>
       </w:r>
-    </w:p>
-    <w:p>
-      <w:pPr>
-        <w:rPr>
+      <w:r>
+        <w:rPr>
+          <w:b/>
+          <w:bCs/>
           <w:sz w:val="32"/>
           <w:szCs w:val="32"/>
         </w:rPr>
-      </w:pPr>
-      <w:r>
+        <w:br/>
+      </w:r>
+    </w:p>
+    <w:p>
+      <w:pPr>
         <w:rPr>
           <w:sz w:val="32"/>
           <w:szCs w:val="32"/>
         </w:rPr>
-        <w:t>Monsieur l’Inspecteur,</w:t>
-      </w:r>
-    </w:p>
-    <w:p>
-      <w:pPr>
+      </w:pPr>
+      <w:r>
         <w:rPr>
           <w:sz w:val="32"/>
           <w:szCs w:val="32"/>
         </w:rPr>
-      </w:pPr>
-      <w:r>
+        <w:t>Monsieur l’Inspecteur,</w:t>
+      </w:r>
+    </w:p>
+    <w:p>
+      <w:pPr>
         <w:rPr>
           <w:sz w:val="32"/>
           <w:szCs w:val="32"/>
         </w:rPr>
-        <w:t xml:space="preserve">Nous avons l’honneur de vous adresser, ci-joint, une copie de la mesure de mise en demeure émise à l’encontre de {NOM}, employée au sein de notre établissement L&amp;N Gourmet.</w:t>
-      </w:r>
+      </w:pPr>
+    </w:p>
+    <w:p>
+      <w:pPr>
+        <w:rPr>
+          <w:sz w:val="28"/>
+          <w:szCs w:val="28"/>
+        </w:rPr>
+      </w:pPr>
+      <w:r>
+        <w:rPr>
+          <w:sz w:val="28"/>
+          <w:szCs w:val="28"/>
+        </w:rPr>
+        <w:t>Nous avons l’honneur de vous adresser, ci-joint, une copie de la mesure de mise en demeure émise à l’encontre de {NOM}, employée au sein de notre établissement L&amp;N Gourmet.</w:t>
+      </w:r>
+    </w:p>
+    <w:p>
+      <w:pPr>
+        <w:rPr>
+          <w:sz w:val="28"/>
+          <w:szCs w:val="28"/>
+        </w:rPr>
+      </w:pPr>
+    </w:p>
+    <w:p>
+      <w:pPr>
+        <w:rPr>
+          <w:sz w:val="28"/>
+          <w:szCs w:val="28"/>
+        </w:rPr>
+      </w:pPr>
+      <w:r>
+        <w:rPr>
+          <w:sz w:val="28"/>
+          <w:szCs w:val="28"/>
+        </w:rPr>
+        <w:t>Nous restons à votre disposition pour tout renseignement complémentaire ou pour toute éventuelle convocation relative à ce dossier.</w:t>
+      </w:r>
+    </w:p>
+    <w:p>
+      <w:pPr>
+        <w:rPr>
+          <w:sz w:val="28"/>
+          <w:szCs w:val="28"/>
+        </w:rPr>
+      </w:pPr>
+    </w:p>
+    <w:p>
+      <w:pPr>
+        <w:rPr>
+          <w:sz w:val="28"/>
+          <w:szCs w:val="28"/>
+        </w:rPr>
+      </w:pPr>
+      <w:r>
+        <w:rPr>
+          <w:sz w:val="28"/>
+          <w:szCs w:val="28"/>
+        </w:rPr>
+        <w:t>Nous vous prions d’agréer, Monsieur l’Inspecteur, l’expression de nos salutations distinguées.</w:t>
+      </w:r>
+    </w:p>
+    <w:p>
+      <w:pPr>
+        <w:rPr>
+          <w:sz w:val="28"/>
+          <w:szCs w:val="28"/>
+        </w:rPr>
+      </w:pPr>
+    </w:p>
+    <w:p>
+      <w:pPr>
+        <w:rPr>
+          <w:sz w:val="28"/>
+          <w:szCs w:val="28"/>
+        </w:rPr>
+      </w:pPr>
     </w:p>
     <w:p>
       <w:pPr>
@@ -113,81 +193,41 @@
           <w:szCs w:val="32"/>
         </w:rPr>
       </w:pPr>
-    </w:p>
-    <w:p>
-      <w:pPr>
+      <w:r>
+        <w:rPr>
+          <w:sz w:val="28"/>
+          <w:szCs w:val="28"/>
+        </w:rPr>
+        <w:t>Fait à Rabat, le {DATE_REDACTION}</w:t>
+      </w:r>
+      <w:r>
+        <w:rPr>
+          <w:sz w:val="28"/>
+          <w:szCs w:val="28"/>
+        </w:rPr>
+        <w:br/>
+      </w:r>
+      <w:r>
         <w:rPr>
           <w:sz w:val="32"/>
           <w:szCs w:val="32"/>
         </w:rPr>
-      </w:pPr>
-      <w:r>
+        <w:br/>
+      </w:r>
+    </w:p>
+    <w:p>
+      <w:pPr>
         <w:rPr>
           <w:sz w:val="32"/>
           <w:szCs w:val="32"/>
         </w:rPr>
-        <w:t>Nous restons à votre disposition pour tout renseignement complémentaire ou pour toute éventuelle convocation relative à ce dossier.</w:t>
-      </w:r>
-    </w:p>
-    <w:p>
-      <w:pPr>
+      </w:pPr>
+      <w:r>
         <w:rPr>
           <w:sz w:val="32"/>
           <w:szCs w:val="32"/>
         </w:rPr>
-      </w:pPr>
-    </w:p>
-    <w:p>
-      <w:pPr>
-        <w:rPr>
-          <w:sz w:val="32"/>
-          <w:szCs w:val="32"/>
-        </w:rPr>
-      </w:pPr>
-      <w:r>
-        <w:rPr>
-          <w:sz w:val="32"/>
-          <w:szCs w:val="32"/>
-        </w:rPr>
-        <w:t>N</w:t>
-      </w:r>
-      <w:r>
-        <w:rPr>
-          <w:sz w:val="32"/>
-          <w:szCs w:val="32"/>
-        </w:rPr>
-        <w:t>ous vous prions d’agréer, Monsieur l’Inspecteur, l’expression de nos salutations distinguées.</w:t>
-      </w:r>
-    </w:p>
-    <w:p>
-      <w:pPr>
-        <w:rPr>
-          <w:sz w:val="32"/>
-          <w:szCs w:val="32"/>
-        </w:rPr>
-      </w:pPr>
-    </w:p>
-    <w:p>
-      <w:pPr>
-        <w:rPr>
-          <w:sz w:val="32"/>
-          <w:szCs w:val="32"/>
-        </w:rPr>
-      </w:pPr>
-    </w:p>
-    <w:p>
-      <w:pPr>
-        <w:rPr>
-          <w:sz w:val="32"/>
-          <w:szCs w:val="32"/>
-        </w:rPr>
-      </w:pPr>
-      <w:r>
-        <w:rPr>
-          <w:sz w:val="32"/>
-          <w:szCs w:val="32"/>
-        </w:rPr>
-        <w:t xml:space="preserve">Fait à Rabat, le {DATE_REDACTION}Pour la société L&amp;N GourmetDirectrice General</w:t>
+        <w:t>Directrice General</w:t>
       </w:r>
     </w:p>
     <w:p/>
@@ -197,35 +237,55 @@
     <w:p/>
     <w:p/>
     <w:p/>
-    <w:p>
-      <w:pPr>
-        <w:rPr>
-          <w:rFonts w:ascii="Comic Sans MS" w:hAnsi="Comic Sans MS"/>
+    <w:p/>
+    <w:p>
+      <w:pPr>
+        <w:pStyle w:val="NormalWeb"/>
+        <w:rPr>
+          <w:rStyle w:val="lev"/>
+          <w:color w:val="000000"/>
+          <w:sz w:val="36"/>
+          <w:szCs w:val="36"/>
+        </w:rPr>
+      </w:pPr>
+      <w:r>
+        <w:rPr>
+          <w:rStyle w:val="lev"/>
+          <w:color w:val="000000"/>
+          <w:sz w:val="36"/>
+          <w:szCs w:val="36"/>
+        </w:rPr>
+        <w:lastRenderedPageBreak/>
+        <w:t xml:space="preserve">À l’attention de {NOM}, </w:t>
+      </w:r>
+    </w:p>
+    <w:p>
+      <w:pPr>
+        <w:pStyle w:val="NormalWeb"/>
+        <w:rPr>
           <w:b/>
           <w:bCs/>
-          <w:sz w:val="28"/>
-          <w:szCs w:val="28"/>
-        </w:rPr>
-      </w:pPr>
-    </w:p>
-    <w:p>
-      <w:pPr>
-        <w:pStyle w:val="NormalWeb"/>
-      </w:pPr>
-      <w:r>
-        <w:rPr>
-          <w:rStyle w:val="lev"/>
-          <w:color w:val="000000"/>
-          <w:sz w:val="36"/>
-          <w:szCs w:val="36"/>
-        </w:rPr>
-        <w:t xml:space="preserve">À l’attention de {NOM}, {ADRESSE}</w:t>
-      </w:r>
-    </w:p>
-    <w:p>
-      <w:pPr>
-        <w:pStyle w:val="NormalWeb"/>
-        <w:rPr>
+          <w:sz w:val="18"/>
+          <w:szCs w:val="18"/>
+        </w:rPr>
+      </w:pPr>
+      <w:r>
+        <w:rPr>
+          <w:rStyle w:val="lev"/>
+          <w:b w:val="0"/>
+          <w:bCs w:val="0"/>
+          <w:color w:val="000000"/>
+          <w:sz w:val="22"/>
+          <w:szCs w:val="22"/>
+        </w:rPr>
+        <w:t>{ADRESSE}</w:t>
+      </w:r>
+    </w:p>
+    <w:p>
+      <w:pPr>
+        <w:pStyle w:val="NormalWeb"/>
+        <w:rPr>
+          <w:rStyle w:val="lev"/>
           <w:color w:val="000000"/>
           <w:sz w:val="28"/>
           <w:szCs w:val="28"/>
@@ -248,6 +308,16 @@
           <w:color w:val="000000"/>
           <w:sz w:val="28"/>
           <w:szCs w:val="28"/>
+        </w:rPr>
+      </w:pPr>
+    </w:p>
+    <w:p>
+      <w:pPr>
+        <w:pStyle w:val="NormalWeb"/>
+        <w:rPr>
+          <w:color w:val="000000"/>
+          <w:sz w:val="28"/>
+          <w:szCs w:val="28"/>
           <w:lang w:val="fr-MA"/>
         </w:rPr>
       </w:pPr>
@@ -258,72 +328,58 @@
           <w:szCs w:val="28"/>
           <w:lang w:val="fr-MA"/>
         </w:rPr>
-        <w:t xml:space="preserve"> {NOM},Nous avons le regret de constater votre absence du lieu de travail depuis plus de 48 heures, sans notification préalable ni justification.</w:t>
-      </w:r>
-    </w:p>
-    <w:p>
-      <w:pPr>
-        <w:pStyle w:val="NormalWeb"/>
-        <w:rPr>
-          <w:color w:val="000000"/>
-          <w:sz w:val="28"/>
-          <w:szCs w:val="28"/>
+        <w:t xml:space="preserve"> {NOM},</w:t>
+      </w:r>
+    </w:p>
+    <w:p>
+      <w:pPr>
+        <w:pStyle w:val="NormalWeb"/>
+        <w:rPr>
+          <w:color w:val="000000"/>
           <w:lang w:val="fr-MA"/>
         </w:rPr>
       </w:pPr>
       <w:r>
         <w:rPr>
           <w:color w:val="000000"/>
-          <w:sz w:val="28"/>
-          <w:szCs w:val="28"/>
           <w:lang w:val="fr-MA"/>
         </w:rPr>
-        <w:t>À ce jour, cette absence demeure injustifiée et irrégulière. Nous vous demandons de bien vouloir vous présenter à votre lieu de travail dans un délai maximal de 48 heures, muni</w:t>
-      </w:r>
-      <w:r>
-        <w:rPr>
-          <w:color w:val="000000"/>
-          <w:sz w:val="28"/>
-          <w:szCs w:val="28"/>
+        <w:t>Nous avons le regret de constater votre absence du lieu de travail depuis plus de 48 heures, sans notification préalable ni justification.</w:t>
+      </w:r>
+    </w:p>
+    <w:p>
+      <w:pPr>
+        <w:pStyle w:val="NormalWeb"/>
+        <w:rPr>
+          <w:color w:val="000000"/>
+        </w:rPr>
+      </w:pPr>
+      <w:r>
+        <w:rPr>
+          <w:color w:val="000000"/>
           <w:lang w:val="fr-MA"/>
         </w:rPr>
-        <w:t>e</w:t>
-      </w:r>
-      <w:r>
-        <w:rPr>
-          <w:color w:val="000000"/>
-          <w:sz w:val="28"/>
-          <w:szCs w:val="28"/>
+        <w:t>À ce jour, cette absence demeure injustifiée et irrégulière. Nous vous demandons de bien vouloir vous présenter à votre lieu de travail dans un délai maximal de 48 heures, munie des justificatifs correspondants, afin de reprendre vos fonctions.</w:t>
+      </w:r>
+    </w:p>
+    <w:p>
+      <w:pPr>
+        <w:pStyle w:val="NormalWeb"/>
+        <w:rPr>
+          <w:color w:val="000000"/>
           <w:lang w:val="fr-MA"/>
         </w:rPr>
-        <w:t xml:space="preserve"> des justificatifs correspondants, afin de reprendre vos fonctions.</w:t>
-      </w:r>
-    </w:p>
-    <w:p>
-      <w:pPr>
-        <w:pStyle w:val="NormalWeb"/>
-        <w:rPr>
-          <w:color w:val="000000"/>
-          <w:sz w:val="28"/>
-          <w:szCs w:val="28"/>
-          <w:lang w:val="fr-MA"/>
-        </w:rPr>
-      </w:pPr>
-      <w:r>
-        <w:rPr>
-          <w:color w:val="000000"/>
-          <w:sz w:val="28"/>
-          <w:szCs w:val="28"/>
-        </w:rPr>
-        <w:br/>
+      </w:pPr>
+      <w:r>
+        <w:rPr>
+          <w:color w:val="000000"/>
+        </w:rPr>
         <w:t>À défaut, nous serons contraints de prendre les</w:t>
       </w:r>
       <w:r>
         <w:rPr>
           <w:rStyle w:val="apple-converted-space"/>
           <w:color w:val="000000"/>
-          <w:sz w:val="28"/>
-          <w:szCs w:val="28"/>
         </w:rPr>
         <w:t> </w:t>
       </w:r>
@@ -331,8 +387,6 @@
         <w:rPr>
           <w:rStyle w:val="lev"/>
           <w:color w:val="000000"/>
-          <w:sz w:val="28"/>
-          <w:szCs w:val="28"/>
         </w:rPr>
         <w:t>mesures légales nécessaires</w:t>
       </w:r>
@@ -340,16 +394,12 @@
         <w:rPr>
           <w:rStyle w:val="apple-converted-space"/>
           <w:color w:val="000000"/>
-          <w:sz w:val="28"/>
-          <w:szCs w:val="28"/>
         </w:rPr>
         <w:t> </w:t>
       </w:r>
       <w:r>
         <w:rPr>
           <w:color w:val="000000"/>
-          <w:sz w:val="28"/>
-          <w:szCs w:val="28"/>
         </w:rPr>
         <w:t>prévues par le Code du Travail.</w:t>
       </w:r>
@@ -359,15 +409,11 @@
         <w:pStyle w:val="NormalWeb"/>
         <w:rPr>
           <w:color w:val="000000"/>
-          <w:sz w:val="28"/>
-          <w:szCs w:val="28"/>
-        </w:rPr>
-      </w:pPr>
-      <w:r>
-        <w:rPr>
-          <w:color w:val="000000"/>
-          <w:sz w:val="28"/>
-          <w:szCs w:val="28"/>
+        </w:rPr>
+      </w:pPr>
+      <w:r>
+        <w:rPr>
+          <w:color w:val="000000"/>
         </w:rPr>
         <w:t>La présente lettre vous est adressée à l’adresse figurant dans votre dossier administratif.</w:t>
       </w:r>
@@ -377,15 +423,11 @@
         <w:pStyle w:val="NormalWeb"/>
         <w:rPr>
           <w:color w:val="000000"/>
-          <w:sz w:val="28"/>
-          <w:szCs w:val="28"/>
-        </w:rPr>
-      </w:pPr>
-      <w:r>
-        <w:rPr>
-          <w:color w:val="000000"/>
-          <w:sz w:val="28"/>
-          <w:szCs w:val="28"/>
+        </w:rPr>
+      </w:pPr>
+      <w:r>
+        <w:rPr>
+          <w:color w:val="000000"/>
         </w:rPr>
         <w:t>Nous vous prions d’agréer, Madame, l’expression de nos salutations distinguées.</w:t>
       </w:r>
@@ -396,16 +438,12 @@
         <w:rPr>
           <w:rStyle w:val="lev"/>
           <w:color w:val="000000"/>
-          <w:sz w:val="28"/>
-          <w:szCs w:val="28"/>
-        </w:rPr>
-      </w:pPr>
-      <w:r>
-        <w:rPr>
-          <w:rStyle w:val="lev"/>
-          <w:color w:val="000000"/>
-          <w:sz w:val="28"/>
-          <w:szCs w:val="28"/>
+        </w:rPr>
+      </w:pPr>
+      <w:r>
+        <w:rPr>
+          <w:rStyle w:val="lev"/>
+          <w:color w:val="000000"/>
         </w:rPr>
         <w:t>Bien à vous,</w:t>
       </w:r>
@@ -416,19 +454,57 @@
         <w:rPr>
           <w:rStyle w:val="lev"/>
           <w:color w:val="000000"/>
-          <w:sz w:val="28"/>
-          <w:szCs w:val="28"/>
-        </w:rPr>
-      </w:pPr>
-      <w:r>
-        <w:rPr>
-          <w:rStyle w:val="lev"/>
-          <w:color w:val="000000"/>
-          <w:sz w:val="28"/>
-          <w:szCs w:val="28"/>
-        </w:rPr>
-        <w:t xml:space="preserve">Fait à Rabat {DATE_REDACTION}La Direction</w:t>
-      </w:r>
+        </w:rPr>
+      </w:pPr>
+      <w:r>
+        <w:rPr>
+          <w:rStyle w:val="lev"/>
+          <w:color w:val="000000"/>
+        </w:rPr>
+        <w:t>Fait à Rabat {DATE_REDACTION}</w:t>
+      </w:r>
+    </w:p>
+    <w:p>
+      <w:pPr>
+        <w:pStyle w:val="NormalWeb"/>
+        <w:rPr>
+          <w:rStyle w:val="lev"/>
+          <w:color w:val="000000"/>
+          <w:sz w:val="28"/>
+          <w:szCs w:val="28"/>
+        </w:rPr>
+      </w:pPr>
+    </w:p>
+    <w:p>
+      <w:pPr>
+        <w:pStyle w:val="NormalWeb"/>
+        <w:rPr>
+          <w:rStyle w:val="lev"/>
+          <w:color w:val="000000"/>
+          <w:sz w:val="28"/>
+          <w:szCs w:val="28"/>
+        </w:rPr>
+      </w:pPr>
+      <w:r>
+        <w:rPr>
+          <w:rStyle w:val="lev"/>
+          <w:color w:val="000000"/>
+          <w:sz w:val="28"/>
+          <w:szCs w:val="28"/>
+        </w:rPr>
+        <w:t>La Direction</w:t>
+      </w:r>
+    </w:p>
+    <w:p>
+      <w:pPr>
+        <w:pStyle w:val="NormalWeb"/>
+        <w:rPr>
+          <w:rStyle w:val="lev"/>
+          <w:color w:val="000000"/>
+          <w:sz w:val="28"/>
+          <w:szCs w:val="28"/>
+        </w:rPr>
+      </w:pPr>
     </w:p>
     <w:p>
       <w:pPr>
@@ -502,21 +578,51 @@
     <w:p>
       <w:pPr>
         <w:pStyle w:val="NormalWeb"/>
-      </w:pPr>
-      <w:r>
         <w:rPr>
           <w:rStyle w:val="lev"/>
           <w:color w:val="000000"/>
           <w:sz w:val="36"/>
           <w:szCs w:val="36"/>
         </w:rPr>
-        <w:t xml:space="preserve">À l’attention de {NOM}, {ADRESSE}</w:t>
-      </w:r>
-    </w:p>
-    <w:p>
-      <w:pPr>
-        <w:pStyle w:val="NormalWeb"/>
-        <w:rPr>
+      </w:pPr>
+      <w:r>
+        <w:rPr>
+          <w:rStyle w:val="lev"/>
+          <w:color w:val="000000"/>
+          <w:sz w:val="36"/>
+          <w:szCs w:val="36"/>
+        </w:rPr>
+        <w:lastRenderedPageBreak/>
+        <w:t xml:space="preserve">À l’attention de {NOM}, </w:t>
+      </w:r>
+    </w:p>
+    <w:p>
+      <w:pPr>
+        <w:pStyle w:val="NormalWeb"/>
+        <w:rPr>
+          <w:b/>
+          <w:bCs/>
+          <w:sz w:val="18"/>
+          <w:szCs w:val="18"/>
+        </w:rPr>
+      </w:pPr>
+      <w:r>
+        <w:rPr>
+          <w:rStyle w:val="lev"/>
+          <w:b w:val="0"/>
+          <w:bCs w:val="0"/>
+          <w:color w:val="000000"/>
+          <w:sz w:val="22"/>
+          <w:szCs w:val="22"/>
+        </w:rPr>
+        <w:t>{ADRESSE}</w:t>
+      </w:r>
+    </w:p>
+    <w:p>
+      <w:pPr>
+        <w:pStyle w:val="NormalWeb"/>
+        <w:rPr>
+          <w:rStyle w:val="lev"/>
           <w:color w:val="000000"/>
           <w:sz w:val="28"/>
           <w:szCs w:val="28"/>
@@ -539,6 +645,16 @@
           <w:color w:val="000000"/>
           <w:sz w:val="28"/>
           <w:szCs w:val="28"/>
+        </w:rPr>
+      </w:pPr>
+    </w:p>
+    <w:p>
+      <w:pPr>
+        <w:pStyle w:val="NormalWeb"/>
+        <w:rPr>
+          <w:color w:val="000000"/>
+          <w:sz w:val="28"/>
+          <w:szCs w:val="28"/>
           <w:lang w:val="fr-MA"/>
         </w:rPr>
       </w:pPr>
@@ -549,72 +665,58 @@
           <w:szCs w:val="28"/>
           <w:lang w:val="fr-MA"/>
         </w:rPr>
-        <w:t xml:space="preserve"> {NOM},Nous avons le regret de constater votre absence du lieu de travail depuis plus de 48 heures, sans notification préalable ni justification.</w:t>
-      </w:r>
-    </w:p>
-    <w:p>
-      <w:pPr>
-        <w:pStyle w:val="NormalWeb"/>
-        <w:rPr>
-          <w:color w:val="000000"/>
-          <w:sz w:val="28"/>
-          <w:szCs w:val="28"/>
+        <w:t xml:space="preserve"> {NOM},</w:t>
+      </w:r>
+    </w:p>
+    <w:p>
+      <w:pPr>
+        <w:pStyle w:val="NormalWeb"/>
+        <w:rPr>
+          <w:color w:val="000000"/>
           <w:lang w:val="fr-MA"/>
         </w:rPr>
       </w:pPr>
       <w:r>
         <w:rPr>
           <w:color w:val="000000"/>
-          <w:sz w:val="28"/>
-          <w:szCs w:val="28"/>
           <w:lang w:val="fr-MA"/>
         </w:rPr>
-        <w:t>À ce jour, cette absence demeure injustifiée et irrégulière. Nous vous demandons de bien vouloir vous présenter à votre lieu de travail dans un délai maximal de 48 heures, muni</w:t>
-      </w:r>
-      <w:r>
-        <w:rPr>
-          <w:color w:val="000000"/>
-          <w:sz w:val="28"/>
-          <w:szCs w:val="28"/>
+        <w:t>Nous avons le regret de constater votre absence du lieu de travail depuis plus de 48 heures, sans notification préalable ni justification.</w:t>
+      </w:r>
+    </w:p>
+    <w:p>
+      <w:pPr>
+        <w:pStyle w:val="NormalWeb"/>
+        <w:rPr>
+          <w:color w:val="000000"/>
+        </w:rPr>
+      </w:pPr>
+      <w:r>
+        <w:rPr>
+          <w:color w:val="000000"/>
           <w:lang w:val="fr-MA"/>
         </w:rPr>
-        <w:t>e</w:t>
-      </w:r>
-      <w:r>
-        <w:rPr>
-          <w:color w:val="000000"/>
-          <w:sz w:val="28"/>
-          <w:szCs w:val="28"/>
+        <w:t>À ce jour, cette absence demeure injustifiée et irrégulière. Nous vous demandons de bien vouloir vous présenter à votre lieu de travail dans un délai maximal de 48 heures, munie des justificatifs correspondants, afin de reprendre vos fonctions.</w:t>
+      </w:r>
+    </w:p>
+    <w:p>
+      <w:pPr>
+        <w:pStyle w:val="NormalWeb"/>
+        <w:rPr>
+          <w:color w:val="000000"/>
           <w:lang w:val="fr-MA"/>
         </w:rPr>
-        <w:t xml:space="preserve"> des justificatifs correspondants, afin de reprendre vos fonctions.</w:t>
-      </w:r>
-    </w:p>
-    <w:p>
-      <w:pPr>
-        <w:pStyle w:val="NormalWeb"/>
-        <w:rPr>
-          <w:color w:val="000000"/>
-          <w:sz w:val="28"/>
-          <w:szCs w:val="28"/>
-          <w:lang w:val="fr-MA"/>
-        </w:rPr>
-      </w:pPr>
-      <w:r>
-        <w:rPr>
-          <w:color w:val="000000"/>
-          <w:sz w:val="28"/>
-          <w:szCs w:val="28"/>
-        </w:rPr>
-        <w:br/>
+      </w:pPr>
+      <w:r>
+        <w:rPr>
+          <w:color w:val="000000"/>
+        </w:rPr>
         <w:t>À défaut, nous serons contraints de prendre les</w:t>
       </w:r>
       <w:r>
         <w:rPr>
           <w:rStyle w:val="apple-converted-space"/>
           <w:color w:val="000000"/>
-          <w:sz w:val="28"/>
-          <w:szCs w:val="28"/>
         </w:rPr>
         <w:t> </w:t>
       </w:r>
@@ -622,8 +724,6 @@
         <w:rPr>
           <w:rStyle w:val="lev"/>
           <w:color w:val="000000"/>
-          <w:sz w:val="28"/>
-          <w:szCs w:val="28"/>
         </w:rPr>
         <w:t>mesures légales nécessaires</w:t>
       </w:r>
@@ -631,16 +731,12 @@
         <w:rPr>
           <w:rStyle w:val="apple-converted-space"/>
           <w:color w:val="000000"/>
-          <w:sz w:val="28"/>
-          <w:szCs w:val="28"/>
         </w:rPr>
         <w:t> </w:t>
       </w:r>
       <w:r>
         <w:rPr>
           <w:color w:val="000000"/>
-          <w:sz w:val="28"/>
-          <w:szCs w:val="28"/>
         </w:rPr>
         <w:t>prévues par le Code du Travail.</w:t>
       </w:r>
@@ -650,15 +746,11 @@
         <w:pStyle w:val="NormalWeb"/>
         <w:rPr>
           <w:color w:val="000000"/>
-          <w:sz w:val="28"/>
-          <w:szCs w:val="28"/>
-        </w:rPr>
-      </w:pPr>
-      <w:r>
-        <w:rPr>
-          <w:color w:val="000000"/>
-          <w:sz w:val="28"/>
-          <w:szCs w:val="28"/>
+        </w:rPr>
+      </w:pPr>
+      <w:r>
+        <w:rPr>
+          <w:color w:val="000000"/>
         </w:rPr>
         <w:t>La présente lettre vous est adressée à l’adresse figurant dans votre dossier administratif.</w:t>
       </w:r>
@@ -668,15 +760,11 @@
         <w:pStyle w:val="NormalWeb"/>
         <w:rPr>
           <w:color w:val="000000"/>
-          <w:sz w:val="28"/>
-          <w:szCs w:val="28"/>
-        </w:rPr>
-      </w:pPr>
-      <w:r>
-        <w:rPr>
-          <w:color w:val="000000"/>
-          <w:sz w:val="28"/>
-          <w:szCs w:val="28"/>
+        </w:rPr>
+      </w:pPr>
+      <w:r>
+        <w:rPr>
+          <w:color w:val="000000"/>
         </w:rPr>
         <w:t>Nous vous prions d’agréer, Madame, l’expression de nos salutations distinguées.</w:t>
       </w:r>
@@ -687,16 +775,12 @@
         <w:rPr>
           <w:rStyle w:val="lev"/>
           <w:color w:val="000000"/>
-          <w:sz w:val="28"/>
-          <w:szCs w:val="28"/>
-        </w:rPr>
-      </w:pPr>
-      <w:r>
-        <w:rPr>
-          <w:rStyle w:val="lev"/>
-          <w:color w:val="000000"/>
-          <w:sz w:val="28"/>
-          <w:szCs w:val="28"/>
+        </w:rPr>
+      </w:pPr>
+      <w:r>
+        <w:rPr>
+          <w:rStyle w:val="lev"/>
+          <w:color w:val="000000"/>
         </w:rPr>
         <w:t>Bien à vous,</w:t>
       </w:r>
@@ -707,19 +791,57 @@
         <w:rPr>
           <w:rStyle w:val="lev"/>
           <w:color w:val="000000"/>
-          <w:sz w:val="28"/>
-          <w:szCs w:val="28"/>
-        </w:rPr>
-      </w:pPr>
-      <w:r>
-        <w:rPr>
-          <w:rStyle w:val="lev"/>
-          <w:color w:val="000000"/>
-          <w:sz w:val="28"/>
-          <w:szCs w:val="28"/>
-        </w:rPr>
-        <w:t xml:space="preserve">Fait à Rabat {DATE_REDACTION}La Direction</w:t>
-      </w:r>
+        </w:rPr>
+      </w:pPr>
+      <w:r>
+        <w:rPr>
+          <w:rStyle w:val="lev"/>
+          <w:color w:val="000000"/>
+        </w:rPr>
+        <w:t>Fait à Rabat {DATE_REDACTION}</w:t>
+      </w:r>
+    </w:p>
+    <w:p>
+      <w:pPr>
+        <w:pStyle w:val="NormalWeb"/>
+        <w:rPr>
+          <w:rStyle w:val="lev"/>
+          <w:color w:val="000000"/>
+          <w:sz w:val="28"/>
+          <w:szCs w:val="28"/>
+        </w:rPr>
+      </w:pPr>
+    </w:p>
+    <w:p>
+      <w:pPr>
+        <w:pStyle w:val="NormalWeb"/>
+        <w:rPr>
+          <w:rStyle w:val="lev"/>
+          <w:color w:val="000000"/>
+          <w:sz w:val="28"/>
+          <w:szCs w:val="28"/>
+        </w:rPr>
+      </w:pPr>
+      <w:r>
+        <w:rPr>
+          <w:rStyle w:val="lev"/>
+          <w:color w:val="000000"/>
+          <w:sz w:val="28"/>
+          <w:szCs w:val="28"/>
+        </w:rPr>
+        <w:t>La Direction</w:t>
+      </w:r>
+    </w:p>
+    <w:p>
+      <w:pPr>
+        <w:pStyle w:val="NormalWeb"/>
+        <w:rPr>
+          <w:rStyle w:val="lev"/>
+          <w:color w:val="000000"/>
+          <w:sz w:val="28"/>
+          <w:szCs w:val="28"/>
+        </w:rPr>
+      </w:pPr>
     </w:p>
     <w:p>
       <w:pPr>
@@ -1516,6 +1638,7 @@
   <w:style w:type="character" w:default="1" w:styleId="Policepardfaut">
     <w:name w:val="Default Paragraph Font"/>
     <w:uiPriority w:val="1"/>
+    <w:semiHidden/>
     <w:unhideWhenUsed/>
   </w:style>
   <w:style w:type="table" w:default="1" w:styleId="TableauNormal">
